--- a/acts-sermons/docx/19_2027-02-21_그이름을위하여능욕받는기쁨_행5장33-42절.docx
+++ b/acts-sermons/docx/19_2027-02-21_그이름을위하여능욕받는기쁨_행5장33-42절.docx
@@ -374,6 +374,19 @@
     </w:p>
     <w:p>
       <w:pPr>
+        <w:spacing w:after="160" w:line="360"/>
+      </w:pPr>
+      <w:r>
+        <w:rPr>
+          <w:rFonts w:ascii="맑은 고딕" w:cs="맑은 고딕" w:eastAsia="맑은 고딕" w:hAnsi="맑은 고딕"/>
+          <w:sz w:val="24"/>
+          <w:szCs w:val="24"/>
+        </w:rPr>
+        <w:t xml:space="preserve">하나님께서 복 주기로 작정하신 백성을 세상의 어떤 꾀도 뒤집을 수 없습니다.</w:t>
+      </w:r>
+    </w:p>
+    <w:p>
+      <w:pPr>
         <w:spacing w:after="80"/>
       </w:pPr>
       <w:r>
@@ -434,6 +447,19 @@
           <w:szCs w:val="24"/>
         </w:rPr>
         <w:t xml:space="preserve">권력자들은 한 시골 목사의 강단을 빼앗았지만, 하나님은 그를 통해 온 세상의 성도들에게 말씀하셨습니다. 하나님께로부터 난 일은 사람이 막으려 할수록 오히려 더 멀리 퍼져 나갑니다.</w:t>
+      </w:r>
+    </w:p>
+    <w:p>
+      <w:pPr>
+        <w:spacing w:after="160" w:line="360"/>
+      </w:pPr>
+      <w:r>
+        <w:rPr>
+          <w:rFonts w:ascii="맑은 고딕" w:cs="맑은 고딕" w:eastAsia="맑은 고딕" w:hAnsi="맑은 고딕"/>
+          <w:sz w:val="24"/>
+          <w:szCs w:val="24"/>
+        </w:rPr>
+        <w:t xml:space="preserve">성도 여러분, 하나님은 막힌 문 앞에서 또 다른 문을 여시는 분이십니다.</w:t>
       </w:r>
     </w:p>
     <w:p>
@@ -806,6 +832,19 @@
     </w:p>
     <w:p>
       <w:pPr>
+        <w:spacing w:after="160" w:line="360"/>
+      </w:pPr>
+      <w:r>
+        <w:rPr>
+          <w:rFonts w:ascii="맑은 고딕" w:cs="맑은 고딕" w:eastAsia="맑은 고딕" w:hAnsi="맑은 고딕"/>
+          <w:sz w:val="24"/>
+          <w:szCs w:val="24"/>
+        </w:rPr>
+        <w:t xml:space="preserve">그 기쁨은 억지로 짜내는 것이 아니라, 그리스도와 함께 있다는 사실에서 솟아나는 성령의 열매입니다.</w:t>
+      </w:r>
+    </w:p>
+    <w:p>
+      <w:pPr>
         <w:spacing w:after="200" w:before="200"/>
         <w:jc w:val="right"/>
       </w:pPr>
@@ -944,6 +983,19 @@
     </w:p>
     <w:p>
       <w:pPr>
+        <w:spacing w:after="160" w:line="360"/>
+      </w:pPr>
+      <w:r>
+        <w:rPr>
+          <w:rFonts w:ascii="맑은 고딕" w:cs="맑은 고딕" w:eastAsia="맑은 고딕" w:hAnsi="맑은 고딕"/>
+          <w:sz w:val="24"/>
+          <w:szCs w:val="24"/>
+        </w:rPr>
+        <w:t xml:space="preserve">그러므로 복음 전도는 몇몇 열심 있는 사람들의 특별한 활동이 아닙니다. 그리스도의 이름으로 부름받은 모든 성도의 일상입니다. 사도들이 성전과 집을 오갔듯이, 우리도 교회와 가정과 일터를 오가며 그 이름을 전합니다.</w:t>
+      </w:r>
+    </w:p>
+    <w:p>
+      <w:pPr>
         <w:spacing w:after="80"/>
       </w:pPr>
       <w:r>
@@ -1008,6 +1060,19 @@
     </w:p>
     <w:p>
       <w:pPr>
+        <w:spacing w:after="160" w:line="360"/>
+      </w:pPr>
+      <w:r>
+        <w:rPr>
+          <w:rFonts w:ascii="맑은 고딕" w:cs="맑은 고딕" w:eastAsia="맑은 고딕" w:hAnsi="맑은 고딕"/>
+          <w:sz w:val="24"/>
+          <w:szCs w:val="24"/>
+        </w:rPr>
+        <w:t xml:space="preserve">그 불은 예레미야의 성품에서 나온 것이 아니라 하나님의 말씀에서 나온 것이었습니다. 말씀을 가까이하는 사람의 마음에 그 불은 오늘도 붙습니다.</w:t>
+      </w:r>
+    </w:p>
+    <w:p>
+      <w:pPr>
         <w:spacing w:after="80"/>
       </w:pPr>
       <w:r>
@@ -1072,6 +1137,19 @@
     </w:p>
     <w:p>
       <w:pPr>
+        <w:spacing w:after="160" w:line="360"/>
+      </w:pPr>
+      <w:r>
+        <w:rPr>
+          <w:rFonts w:ascii="맑은 고딕" w:cs="맑은 고딕" w:eastAsia="맑은 고딕" w:hAnsi="맑은 고딕"/>
+          <w:sz w:val="24"/>
+          <w:szCs w:val="24"/>
+        </w:rPr>
+        <w:t xml:space="preserve">얼라인의 짧은 생애는 우리에게 묻습니다. 얼마나 오래 사느냐보다 무엇을 위해 사느냐가 더 중요하지 않습니까?</w:t>
+      </w:r>
+    </w:p>
+    <w:p>
+      <w:pPr>
         <w:spacing w:after="80"/>
       </w:pPr>
       <w:r>
@@ -1119,6 +1197,19 @@
           <w:szCs w:val="24"/>
         </w:rPr>
         <w:t xml:space="preserve">오늘 다시 시작하십시오. 사도들처럼 ‘날마다’, 그리고 ‘성전에 있든지 집에 있든지’ 복음을 전하십시오. 집에서는 자녀와 함께 성경을 읽고 기도하는 것이 복음 전도입니다. 직장에서는 성실과 정직으로 그리스도를 보여 주는 것이 복음 전도입니다. 그리고 기회가 올 때 분명하게 말하십시오. 예수는 그리스도이십니다. 우리의 마음에 그 불이 꺼져 있다면, 말씀 앞으로 다시 나아가 성령께서 그 불을 다시 붙여 주시기를 구하십시오. 기쁨을 아는 사람은 멈추지 않습니다.</w:t>
+      </w:r>
+    </w:p>
+    <w:p>
+      <w:pPr>
+        <w:spacing w:after="160" w:line="360"/>
+      </w:pPr>
+      <w:r>
+        <w:rPr>
+          <w:rFonts w:ascii="맑은 고딕" w:cs="맑은 고딕" w:eastAsia="맑은 고딕" w:hAnsi="맑은 고딕"/>
+          <w:sz w:val="24"/>
+          <w:szCs w:val="24"/>
+        </w:rPr>
+        <w:t xml:space="preserve">작은 거절에 멈추지 마십시오. 씨를 뿌리는 것은 우리의 몫이고, 자라게 하시는 것은 하나님의 몫입니다.</w:t>
       </w:r>
     </w:p>
     <w:p>

--- a/acts-sermons/docx/19_2027-02-21_그이름을위하여능욕받는기쁨_행5장33-42절.docx
+++ b/acts-sermons/docx/19_2027-02-21_그이름을위하여능욕받는기쁨_행5장33-42절.docx
@@ -343,46 +343,46 @@
           <w:sz w:val="24"/>
           <w:szCs w:val="24"/>
         </w:rPr>
-        <w:t xml:space="preserve">민수기 22장부터 24장에는 모압 왕 발락과 선지자 발람의 이야기가 나옵니다. 이스라엘이 광야를 지나 모압 평지에 진을 치자, 발락은 크게 두려워했습니다. 그는 칼로는 이스라엘을 이길 수 없다고 생각하고, 유명한 술사 발람을 많은 돈으로 불러 이스라엘을 저주하게 했습니다.</w:t>
-      </w:r>
-    </w:p>
-    <w:p>
-      <w:pPr>
-        <w:spacing w:after="160" w:line="360"/>
-      </w:pPr>
-      <w:r>
-        <w:rPr>
-          <w:rFonts w:ascii="맑은 고딕" w:cs="맑은 고딕" w:eastAsia="맑은 고딕" w:hAnsi="맑은 고딕"/>
-          <w:sz w:val="24"/>
-          <w:szCs w:val="24"/>
-        </w:rPr>
-        <w:t xml:space="preserve">발람은 높은 곳에 올라 이스라엘 진영을 내려다보았습니다. 그런데 그의 입에서 나온 말은 저주가 아니라 축복이었습니다. “하나님이 저주하지 아니하신 자를 내가 어찌 저주하며 여호와께서 꾸짖지 아니하신 자를 내가 어찌 꾸짖을까”(민 23:8). 발락은 화를 내며 장소를 바꾸어 다시 시도했습니다. 그러나 두 번째도, 세 번째도 발람은 이스라엘을 축복했습니다.</w:t>
-      </w:r>
-    </w:p>
-    <w:p>
-      <w:pPr>
-        <w:spacing w:after="160" w:line="360"/>
-      </w:pPr>
-      <w:r>
-        <w:rPr>
-          <w:rFonts w:ascii="맑은 고딕" w:cs="맑은 고딕" w:eastAsia="맑은 고딕" w:hAnsi="맑은 고딕"/>
-          <w:sz w:val="24"/>
-          <w:szCs w:val="24"/>
-        </w:rPr>
-        <w:t xml:space="preserve">발락은 돈과 권력과 종교적 술수를 모두 동원했지만, 하나님께서 복 주신 백성을 무너뜨릴 수 없었습니다. 하나님은 심지어 원수가 고용한 사람의 입을 통해서도 당신의 백성을 축복하셨습니다. 가말리엘을 통해 사도들을 지키신 하나님과 같은 하나님이십니다.</w:t>
-      </w:r>
-    </w:p>
-    <w:p>
-      <w:pPr>
-        <w:spacing w:after="160" w:line="360"/>
-      </w:pPr>
-      <w:r>
-        <w:rPr>
-          <w:rFonts w:ascii="맑은 고딕" w:cs="맑은 고딕" w:eastAsia="맑은 고딕" w:hAnsi="맑은 고딕"/>
-          <w:sz w:val="24"/>
-          <w:szCs w:val="24"/>
-        </w:rPr>
-        <w:t xml:space="preserve">하나님께서 복 주기로 작정하신 백성을 세상의 어떤 꾀도 뒤집을 수 없습니다.</w:t>
+        <w:t xml:space="preserve">열왕기상 19장의 엘리야를 생각해 보십시오. 갈멜산의 일이 있은 뒤 왕비 이세벨은 사람을 보내 내일 이맘때에는 네 생명을 죽이겠다고 위협했습니다. 엘리야는 두려워 브엘세바를 지나 광야로 하룻길쯤 들어가 한 로뎀나무 아래에 앉았습니다. 그리고 죽기를 구했습니다. “여호와여 넉넉하오니 지금 내 생명을 거두시옵소서”(왕상 19:4). 왕궁의 권력이 하나님의 일을 끝장낼 것만 같았습니다.</w:t>
+      </w:r>
+    </w:p>
+    <w:p>
+      <w:pPr>
+        <w:spacing w:after="160" w:line="360"/>
+      </w:pPr>
+      <w:r>
+        <w:rPr>
+          <w:rFonts w:ascii="맑은 고딕" w:cs="맑은 고딕" w:eastAsia="맑은 고딕" w:hAnsi="맑은 고딕"/>
+          <w:sz w:val="24"/>
+          <w:szCs w:val="24"/>
+        </w:rPr>
+        <w:t xml:space="preserve">하나님은 지친 종을 꾸짖지 않으셨습니다. 천사를 보내 숯불에 구운 떡과 물을 먹이시고, 그 힘으로 호렙산까지 가게 하셨습니다. 엘리야는 굴속에서 하소연했습니다. 이스라엘 자손이 주의 언약을 버리고 선지자들을 죽였으며 오직 나만 남았는데 그들이 내 생명마저 찾는다는 것이었습니다. 하나님은 크고 강한 바람과 지진과 불 뒤에 세미한 소리로 그를 찾아오셨습니다. 그리고 말씀하셨습니다. 내가 이스라엘 가운데 바알에게 무릎을 꿇지 아니한 칠천 명을 남기리라.</w:t>
+      </w:r>
+    </w:p>
+    <w:p>
+      <w:pPr>
+        <w:spacing w:after="160" w:line="360"/>
+      </w:pPr>
+      <w:r>
+        <w:rPr>
+          <w:rFonts w:ascii="맑은 고딕" w:cs="맑은 고딕" w:eastAsia="맑은 고딕" w:hAnsi="맑은 고딕"/>
+          <w:sz w:val="24"/>
+          <w:szCs w:val="24"/>
+        </w:rPr>
+        <w:t xml:space="preserve">엘리야의 눈에는 하나님의 일이 다 무너진 것처럼 보였습니다. 그러나 이세벨의 칼도, 바알 숭배의 물결도 하나님께서 남겨 두신 백성을 없애지 못했습니다. 하나님은 엘리야에게 새 왕들과 후계자 엘리사를 세우라고 맡기시며 당신의 일을 계속해 나가셨습니다. 가말리엘을 통해 사도들을 지키신 하나님과 같은 하나님이십니다.</w:t>
+      </w:r>
+    </w:p>
+    <w:p>
+      <w:pPr>
+        <w:spacing w:after="160" w:line="360"/>
+      </w:pPr>
+      <w:r>
+        <w:rPr>
+          <w:rFonts w:ascii="맑은 고딕" w:cs="맑은 고딕" w:eastAsia="맑은 고딕" w:hAnsi="맑은 고딕"/>
+          <w:sz w:val="24"/>
+          <w:szCs w:val="24"/>
+        </w:rPr>
+        <w:t xml:space="preserve">하나님께로부터 난 일은 세상의 위협과 권력으로 끝나지 않습니다. 사람의 눈에 다 끝난 것 같을 때에도 하나님은 당신의 일을 지키고 계십니다.</w:t>
       </w:r>
     </w:p>
     <w:p>
@@ -1250,7 +1250,7 @@
           <w:sz w:val="24"/>
           <w:szCs w:val="24"/>
         </w:rPr>
-        <w:t xml:space="preserve">오늘 우리는 그 이름을 위하여 능욕받는 기쁨을 묵상했습니다. 첫째, 하나님께로부터 난 일은 아무도 무너뜨릴 수 없습니다. 둘째, 그리스도의 이름을 위한 능욕은 성도에게 영광스러운 특권입니다. 셋째, 기쁨을 아는 성도는 날마다 복음 전하기를 그치지 않습니다. 발락은 하나님의 백성을 저주하지 못했고, 모세는 그리스도를 위한 수모를 애굽의 보화보다 큰 재물로 여겼으며, 예레미야는 마음속의 불 때문에 말씀 전하기를 멈출 수 없었습니다.</w:t>
+        <w:t xml:space="preserve">오늘 우리는 그 이름을 위하여 능욕받는 기쁨을 묵상했습니다. 첫째, 하나님께로부터 난 일은 아무도 무너뜨릴 수 없습니다. 둘째, 그리스도의 이름을 위한 능욕은 성도에게 영광스러운 특권입니다. 셋째, 기쁨을 아는 성도는 날마다 복음 전하기를 그치지 않습니다. 이세벨의 위협도 하나님께서 남겨 두신 칠천 명을 없애지 못했고, 모세는 그리스도를 위한 수모를 애굽의 보화보다 큰 재물로 여겼으며, 예레미야는 마음속의 불 때문에 말씀 전하기를 멈출 수 없었습니다.</w:t>
       </w:r>
     </w:p>
     <w:p>
